--- a/Code/BandInfoForm/tools/doc_templates/Memo Show Advance.docx
+++ b/Code/BandInfoForm/tools/doc_templates/Memo Show Advance.docx
@@ -2908,6 +2908,49 @@
                 </w:p>
               </w:tc>
             </w:tr>
+            <w:tr>
+              <w:tc>
+                <w:tcPr>
+                  <w:tcW w:type="dxa" w:w="1656"/>
+                  <w:vAlign w:val="center"/>
+                </w:tcPr>
+                <w:p>
+                  <w:pPr>
+                    <w:spacing w:before="0" w:after="0" w:line="240" w:lineRule="auto"/>
+                    <w:jc w:val="right"/>
+                  </w:pPr>
+                  <w:r>
+                    <w:rPr>
+                      <w:rFonts w:ascii="Avenir Next Condensed" w:hAnsi="Avenir Next Condensed"/>
+                      <w:b/>
+                      <w:i w:val="0"/>
+                      <w:sz w:val="17"/>
+                    </w:rPr>
+                    <w:t>Internal Notes</w:t>
+                  </w:r>
+                </w:p>
+              </w:tc>
+              <w:tc>
+                <w:tcPr>
+                  <w:tcW w:type="dxa" w:w="6048"/>
+                  <w:vAlign w:val="center"/>
+                  <w:shd w:val="clear" w:color="auto" w:fill="EEEEEF"/>
+                </w:tcPr>
+                <w:p>
+                  <w:pPr>
+                    <w:spacing w:before="0" w:after="0" w:line="240" w:lineRule="auto"/>
+                  </w:pPr>
+                  <w:r>
+                    <w:rPr>
+                      <w:rFonts w:ascii="Avenir Next" w:hAnsi="Avenir Next"/>
+                      <w:b w:val="0"/>
+                      <w:i w:val="0"/>
+                      <w:sz w:val="17"/>
+                    </w:rPr>
+                  </w:r>
+                </w:p>
+              </w:tc>
+            </w:tr>
           </w:tbl>
           <w:p/>
         </w:tc>
